--- a/documentacion/CONTRATO_TERMINO_FIJO.docx
+++ b/documentacion/CONTRATO_TERMINO_FIJO.docx
@@ -3897,7 +3897,6 @@
           <w:sz w:val="22"/>
           <w:szCs w:val="22"/>
         </w:rPr>
-        <w:lastRenderedPageBreak/>
         <w:t>NOVENA CLAUSULA: PLAZO DEL CONTRATO:</w:t>
       </w:r>
       <w:r>
@@ -3925,37 +3924,6 @@
           <w:szCs w:val="22"/>
         </w:rPr>
         <w:t>contados a partir de la fecha de firma de este contrato. El contrato podrá ser renovado por el mismo tiempo hasta por 3 oportunidades, superado este término, el contrato no podrá ser inferior a 1 año</w:t>
-      </w:r>
-    </w:p>
-    <w:p>
-      <w:pPr>
-        <w:rPr>
-          <w:rFonts w:ascii="Arial" w:eastAsia="Arial" w:hAnsi="Arial" w:cs="Arial"/>
-          <w:sz w:val="22"/>
-          <w:szCs w:val="22"/>
-        </w:rPr>
-      </w:pPr>
-      <w:r>
-        <w:br w:type="page"/>
-      </w:r>
-    </w:p>
-    <w:p>
-      <w:pPr>
-        <w:jc w:val="both"/>
-        <w:rPr>
-          <w:rFonts w:ascii="Arial" w:eastAsia="Arial" w:hAnsi="Arial" w:cs="Arial"/>
-          <w:sz w:val="22"/>
-          <w:szCs w:val="22"/>
-        </w:rPr>
-      </w:pPr>
-      <w:r>
-        <w:rPr>
-          <w:rFonts w:ascii="Arial" w:eastAsia="Arial" w:hAnsi="Arial" w:cs="Arial"/>
-          <w:sz w:val="22"/>
-          <w:szCs w:val="22"/>
-        </w:rPr>
-        <w:lastRenderedPageBreak/>
-        <w:t xml:space="preserve"> y podrá ser renovado indefinidamente en el tiempo hasta tanto las partes lo consideren necesario. </w:t>
       </w:r>
     </w:p>
     <w:p>
